--- a/spa/docx/36.content.docx
+++ b/spa/docx/36.content.docx
@@ -19,7 +19,7 @@
         <w:rPr>
           <w:lang w:val="es_ES" w:bidi="es_ES"/>
         </w:rPr>
-        <w:t>Resource: Notas de Estudio - Introducciones a los Libros (Tyndale)</w:t>
+        <w:t>Resource: Tyndale Open Study Notes</w:t>
       </w:r>
       <w:r>
         <w:rPr>
@@ -112,7 +112,7 @@
         <w:rPr>
           <w:lang w:val="es_ES" w:bidi="es_ES"/>
         </w:rPr>
-        <w:t>Notas de Estudio - Introducciones a los Libros (Tyndale)</w:t>
+        <w:t>Tyndale Open Study Notes</w:t>
       </w:r>
     </w:p>
     <w:p>

--- a/spa/docx/36.content.docx
+++ b/spa/docx/36.content.docx
@@ -19,7 +19,7 @@
         <w:rPr>
           <w:lang w:val="es_ES" w:bidi="es_ES"/>
         </w:rPr>
-        <w:t>Resource: Tyndale Open Study Notes</w:t>
+        <w:t>Resource: Aquifer Open Study Notes (Book Intros)</w:t>
       </w:r>
       <w:r>
         <w:rPr>
@@ -112,7 +112,7 @@
         <w:rPr>
           <w:lang w:val="es_ES" w:bidi="es_ES"/>
         </w:rPr>
-        <w:t>Tyndale Open Study Notes</w:t>
+        <w:t>Aquifer Open Study Notes (Book Intros)</w:t>
       </w:r>
     </w:p>
     <w:p>

--- a/spa/docx/36.content.docx
+++ b/spa/docx/36.content.docx
@@ -233,18 +233,12 @@
         </w:rPr>
         <w:t>“Cercano está el día grande de Jehová, cercano y muy presuroso... Día de ira aquel día, día de angustia y de aprieto, día de alboroto y de asolamiento, día de tiniebla y de oscuridad” (</w:t>
       </w:r>
-      <w:hyperlink r:id="rId13">
-        <w:r>
-          <w:rPr>
-            <w:lang w:val="es_ES" w:bidi="es_ES"/>
-          </w:rPr>
-          <w:rPr>
-            <w:color w:val="0000EE"/>
-            <w:u w:val="single"/>
-          </w:rPr>
-          <w:t>So 1:14–15</w:t>
-        </w:r>
-      </w:hyperlink>
+      <w:r>
+        <w:rPr>
+          <w:lang w:val="es_ES" w:bidi="es_ES"/>
+        </w:rPr>
+        <w:t>So 1:14–15</w:t>
+      </w:r>
       <w:r>
         <w:rPr>
           <w:lang w:val="es_ES" w:bidi="es_ES"/>
@@ -290,72 +284,48 @@
         </w:rPr>
         <w:t>Josías tenía solo ocho años cuando se convirtió en rey de Judá. Disfrutó de un largo reinado (640–609 a. C.) como un rey justo. En el decimoctavo año de su reinado, mientras se realizaban reparaciones en el Templo, se encontró un rollo del Libro de la Ley (</w:t>
       </w:r>
-      <w:hyperlink r:id="rId14">
-        <w:r>
-          <w:rPr>
-            <w:lang w:val="es_ES" w:bidi="es_ES"/>
-          </w:rPr>
-          <w:rPr>
-            <w:color w:val="0000EE"/>
-            <w:u w:val="single"/>
-          </w:rPr>
-          <w:t>2 Re 22:8,</w:t>
-        </w:r>
-      </w:hyperlink>
+      <w:r>
+        <w:rPr>
+          <w:lang w:val="es_ES" w:bidi="es_ES"/>
+        </w:rPr>
+        <w:t>2 Re 22:8,</w:t>
+      </w:r>
       <w:r>
         <w:rPr>
           <w:lang w:val="es_ES" w:bidi="es_ES"/>
         </w:rPr>
         <w:t xml:space="preserve"> </w:t>
       </w:r>
-      <w:hyperlink r:id="rId15">
-        <w:r>
-          <w:rPr>
-            <w:lang w:val="es_ES" w:bidi="es_ES"/>
-          </w:rPr>
-          <w:rPr>
-            <w:color w:val="0000EE"/>
-            <w:u w:val="single"/>
-          </w:rPr>
-          <w:t>2 Cro 34:14–15</w:t>
-        </w:r>
-      </w:hyperlink>
+      <w:r>
+        <w:rPr>
+          <w:lang w:val="es_ES" w:bidi="es_ES"/>
+        </w:rPr>
+        <w:t>2 Cro 34:14–15</w:t>
+      </w:r>
       <w:r>
         <w:rPr>
           <w:lang w:val="es_ES" w:bidi="es_ES"/>
         </w:rPr>
         <w:t>). Después de escuchar la lectura de la ley, Josías guió a su pueblo en la renovación y reforma, reinstaurando las observancias religiosas ordenadas por Dios (</w:t>
       </w:r>
-      <w:hyperlink r:id="rId16">
-        <w:r>
-          <w:rPr>
-            <w:lang w:val="es_ES" w:bidi="es_ES"/>
-          </w:rPr>
-          <w:rPr>
-            <w:color w:val="0000EE"/>
-            <w:u w:val="single"/>
-          </w:rPr>
-          <w:t>2 Re 23:1–25,</w:t>
-        </w:r>
-      </w:hyperlink>
+      <w:r>
+        <w:rPr>
+          <w:lang w:val="es_ES" w:bidi="es_ES"/>
+        </w:rPr>
+        <w:t>2 Re 23:1–25,</w:t>
+      </w:r>
       <w:r>
         <w:rPr>
           <w:lang w:val="es_ES" w:bidi="es_ES"/>
         </w:rPr>
         <w:t xml:space="preserve"> </w:t>
       </w:r>
-      <w:hyperlink r:id="rId17">
-        <w:r>
-          <w:rPr>
-            <w:lang w:val="es_ES" w:bidi="es_ES"/>
-          </w:rPr>
-          <w:rPr>
-            <w:color w:val="0000EE"/>
-            <w:u w:val="single"/>
-          </w:rPr>
-          <w:t>2 Cro 34:29–35:19</w:t>
-        </w:r>
-      </w:hyperlink>
+      <w:r>
+        <w:rPr>
+          <w:lang w:val="es_ES" w:bidi="es_ES"/>
+        </w:rPr>
+        <w:t>2 Cro 34:29–35:19</w:t>
+      </w:r>
       <w:r>
         <w:rPr>
           <w:lang w:val="es_ES" w:bidi="es_ES"/>
@@ -376,54 +346,36 @@
         </w:rPr>
         <w:t>Antes de este evento crucial, el reino de Judá seguía en gran medida las prácticas idólatras de Manasés y Amón. El pueblo de Judá estaba tan entregado a la apostasía que finalmente provocó su perdición (</w:t>
       </w:r>
-      <w:hyperlink r:id="rId18">
-        <w:r>
-          <w:rPr>
-            <w:lang w:val="es_ES" w:bidi="es_ES"/>
-          </w:rPr>
-          <w:rPr>
-            <w:color w:val="0000EE"/>
-            <w:u w:val="single"/>
-          </w:rPr>
-          <w:t>2 Re 21:10–25,</w:t>
-        </w:r>
-      </w:hyperlink>
+      <w:r>
+        <w:rPr>
+          <w:lang w:val="es_ES" w:bidi="es_ES"/>
+        </w:rPr>
+        <w:t>2 Re 21:10–25,</w:t>
+      </w:r>
       <w:r>
         <w:rPr>
           <w:lang w:val="es_ES" w:bidi="es_ES"/>
         </w:rPr>
         <w:t xml:space="preserve"> </w:t>
       </w:r>
-      <w:hyperlink r:id="rId19">
-        <w:r>
-          <w:rPr>
-            <w:lang w:val="es_ES" w:bidi="es_ES"/>
-          </w:rPr>
-          <w:rPr>
-            <w:color w:val="0000EE"/>
-            <w:u w:val="single"/>
-          </w:rPr>
-          <w:t>2 Cro 33:17</w:t>
-        </w:r>
-      </w:hyperlink>
+      <w:r>
+        <w:rPr>
+          <w:lang w:val="es_ES" w:bidi="es_ES"/>
+        </w:rPr>
+        <w:t>2 Cro 33:17</w:t>
+      </w:r>
       <w:r>
         <w:rPr>
           <w:lang w:val="es_ES" w:bidi="es_ES"/>
         </w:rPr>
         <w:t xml:space="preserve">, </w:t>
       </w:r>
-      <w:hyperlink r:id="rId20">
-        <w:r>
-          <w:rPr>
-            <w:lang w:val="es_ES" w:bidi="es_ES"/>
-          </w:rPr>
-          <w:rPr>
-            <w:color w:val="0000EE"/>
-            <w:u w:val="single"/>
-          </w:rPr>
-          <w:t>21–24</w:t>
-        </w:r>
-      </w:hyperlink>
+      <w:r>
+        <w:rPr>
+          <w:lang w:val="es_ES" w:bidi="es_ES"/>
+        </w:rPr>
+        <w:t>21–24</w:t>
+      </w:r>
       <w:r>
         <w:rPr>
           <w:lang w:val="es_ES" w:bidi="es_ES"/>
@@ -444,54 +396,36 @@
         </w:rPr>
         <w:t>Sofonías profetizó al inicio del reinado de Josías, después de la muerte de Amón y antes de que se redescubriera el Libro de la Ley. La época se caracterizaba por la indiferencia religiosa, la injusticia social y la avaricia económica (</w:t>
       </w:r>
-      <w:hyperlink r:id="rId21">
-        <w:r>
-          <w:rPr>
-            <w:lang w:val="es_ES" w:bidi="es_ES"/>
-          </w:rPr>
-          <w:rPr>
-            <w:color w:val="0000EE"/>
-            <w:u w:val="single"/>
-          </w:rPr>
-          <w:t>So 1:4–13;</w:t>
-        </w:r>
-      </w:hyperlink>
+      <w:r>
+        <w:rPr>
+          <w:lang w:val="es_ES" w:bidi="es_ES"/>
+        </w:rPr>
+        <w:t>So 1:4–13;</w:t>
+      </w:r>
       <w:r>
         <w:rPr>
           <w:lang w:val="es_ES" w:bidi="es_ES"/>
         </w:rPr>
         <w:t xml:space="preserve"> </w:t>
       </w:r>
-      <w:hyperlink r:id="rId22">
-        <w:r>
-          <w:rPr>
-            <w:lang w:val="es_ES" w:bidi="es_ES"/>
-          </w:rPr>
-          <w:rPr>
-            <w:color w:val="0000EE"/>
-            <w:u w:val="single"/>
-          </w:rPr>
-          <w:t>3:1–4</w:t>
-        </w:r>
-      </w:hyperlink>
+      <w:r>
+        <w:rPr>
+          <w:lang w:val="es_ES" w:bidi="es_ES"/>
+        </w:rPr>
+        <w:t>3:1–4</w:t>
+      </w:r>
       <w:r>
         <w:rPr>
           <w:lang w:val="es_ES" w:bidi="es_ES"/>
         </w:rPr>
         <w:t>,</w:t>
       </w:r>
-      <w:hyperlink r:id="rId23">
-        <w:r>
-          <w:rPr>
-            <w:lang w:val="es_ES" w:bidi="es_ES"/>
-          </w:rPr>
-          <w:rPr>
-            <w:color w:val="0000EE"/>
-            <w:u w:val="single"/>
-          </w:rPr>
-          <w:t>7</w:t>
-        </w:r>
-      </w:hyperlink>
+      <w:r>
+        <w:rPr>
+          <w:lang w:val="es_ES" w:bidi="es_ES"/>
+        </w:rPr>
+        <w:t>7</w:t>
+      </w:r>
       <w:r>
         <w:rPr>
           <w:lang w:val="es_ES" w:bidi="es_ES"/>
@@ -536,72 +470,48 @@
         </w:rPr>
         <w:t>Señor. Esta expresión se refería al juicio venidero de Dios sobre el mundo pecador (</w:t>
       </w:r>
-      <w:hyperlink r:id="rId24">
-        <w:r>
-          <w:rPr>
-            <w:lang w:val="es_ES" w:bidi="es_ES"/>
-          </w:rPr>
-          <w:rPr>
-            <w:color w:val="0000EE"/>
-            <w:u w:val="single"/>
-          </w:rPr>
-          <w:t>1:2–3</w:t>
-        </w:r>
-      </w:hyperlink>
+      <w:r>
+        <w:rPr>
+          <w:lang w:val="es_ES" w:bidi="es_ES"/>
+        </w:rPr>
+        <w:t>1:2–3</w:t>
+      </w:r>
       <w:r>
         <w:rPr>
           <w:lang w:val="es_ES" w:bidi="es_ES"/>
         </w:rPr>
         <w:t xml:space="preserve">, </w:t>
       </w:r>
-      <w:hyperlink r:id="rId25">
-        <w:r>
-          <w:rPr>
-            <w:lang w:val="es_ES" w:bidi="es_ES"/>
-          </w:rPr>
-          <w:rPr>
-            <w:color w:val="0000EE"/>
-            <w:u w:val="single"/>
-          </w:rPr>
-          <w:t>14–18</w:t>
-        </w:r>
-      </w:hyperlink>
+      <w:r>
+        <w:rPr>
+          <w:lang w:val="es_ES" w:bidi="es_ES"/>
+        </w:rPr>
+        <w:t>14–18</w:t>
+      </w:r>
       <w:r>
         <w:rPr>
           <w:lang w:val="es_ES" w:bidi="es_ES"/>
         </w:rPr>
         <w:t>), incluyendo a su pueblo en Judá y Jerusalén (</w:t>
       </w:r>
-      <w:hyperlink r:id="rId21">
-        <w:r>
-          <w:rPr>
-            <w:lang w:val="es_ES" w:bidi="es_ES"/>
-          </w:rPr>
-          <w:rPr>
-            <w:color w:val="0000EE"/>
-            <w:u w:val="single"/>
-          </w:rPr>
-          <w:t>1:4–13</w:t>
-        </w:r>
-      </w:hyperlink>
+      <w:r>
+        <w:rPr>
+          <w:lang w:val="es_ES" w:bidi="es_ES"/>
+        </w:rPr>
+        <w:t>1:4–13</w:t>
+      </w:r>
       <w:r>
         <w:rPr>
           <w:lang w:val="es_ES" w:bidi="es_ES"/>
         </w:rPr>
         <w:t>). Al igual que el pueblo de Israel en la época de Amós, unos 125 años antes, el pueblo de Judá esperaba "ese día" como un momento en que Dios los vindicaría destruyendo a sus enemigos. Sin embargo, al igual que Amós, Sofonías tuvo que decirle a su pueblo que su relación de pacto con Dios no los hacía inmunes al juicio. Dado que el día del Señor caería imparcialmente sobre todas las personas malvadas, Sofonías instó a sus conciudadanos a arrepentirse, a buscar al Señor y a vivir rectamente con toda humildad (</w:t>
       </w:r>
-      <w:hyperlink r:id="rId26">
-        <w:r>
-          <w:rPr>
-            <w:lang w:val="es_ES" w:bidi="es_ES"/>
-          </w:rPr>
-          <w:rPr>
-            <w:color w:val="0000EE"/>
-            <w:u w:val="single"/>
-          </w:rPr>
-          <w:t>2:1–3</w:t>
-        </w:r>
-      </w:hyperlink>
+      <w:r>
+        <w:rPr>
+          <w:lang w:val="es_ES" w:bidi="es_ES"/>
+        </w:rPr>
+        <w:t>2:1–3</w:t>
+      </w:r>
       <w:r>
         <w:rPr>
           <w:lang w:val="es_ES" w:bidi="es_ES"/>
@@ -622,36 +532,24 @@
         </w:rPr>
         <w:t>Las implicaciones de la profecía de Sofonías son evidentes. Las naciones vecinas de Judá enfrentarían un juicio severo por sus crímenes contra el pueblo de Dios, su arrogante orgullo y su desafío al Señor (</w:t>
       </w:r>
-      <w:hyperlink r:id="rId27">
-        <w:r>
-          <w:rPr>
-            <w:lang w:val="es_ES" w:bidi="es_ES"/>
-          </w:rPr>
-          <w:rPr>
-            <w:color w:val="0000EE"/>
-            <w:u w:val="single"/>
-          </w:rPr>
-          <w:t>2:4–15</w:t>
-        </w:r>
-      </w:hyperlink>
+      <w:r>
+        <w:rPr>
+          <w:lang w:val="es_ES" w:bidi="es_ES"/>
+        </w:rPr>
+        <w:t>2:4–15</w:t>
+      </w:r>
       <w:r>
         <w:rPr>
           <w:lang w:val="es_ES" w:bidi="es_ES"/>
         </w:rPr>
         <w:t>). Sin embargo, Judá tampoco escaparía de la mano castigadora del Señor, ya que sus líderes espirituales y civiles habían llevado a la sociedad a una corrupción total, a pesar de conocer los estándares de Dios. Además, el pueblo de Judá no había prestado la debida atención al juicio soberano de Dios sobre otras naciones por crímenes similares a los suyos (</w:t>
       </w:r>
-      <w:hyperlink r:id="rId28">
-        <w:r>
-          <w:rPr>
-            <w:lang w:val="es_ES" w:bidi="es_ES"/>
-          </w:rPr>
-          <w:rPr>
-            <w:color w:val="0000EE"/>
-            <w:u w:val="single"/>
-          </w:rPr>
-          <w:t>3:1–7</w:t>
-        </w:r>
-      </w:hyperlink>
+      <w:r>
+        <w:rPr>
+          <w:lang w:val="es_ES" w:bidi="es_ES"/>
+        </w:rPr>
+        <w:t>3:1–7</w:t>
+      </w:r>
       <w:r>
         <w:rPr>
           <w:lang w:val="es_ES" w:bidi="es_ES"/>
@@ -672,54 +570,36 @@
         </w:rPr>
         <w:t>Estos juicios inminentes fueron un precursor de un tiempo futuro de juicio que abarcaría a todas las naciones de la tierra (</w:t>
       </w:r>
-      <w:hyperlink r:id="rId29">
-        <w:r>
-          <w:rPr>
-            <w:lang w:val="es_ES" w:bidi="es_ES"/>
-          </w:rPr>
-          <w:rPr>
-            <w:color w:val="0000EE"/>
-            <w:u w:val="single"/>
-          </w:rPr>
-          <w:t>3:8</w:t>
-        </w:r>
-      </w:hyperlink>
+      <w:r>
+        <w:rPr>
+          <w:lang w:val="es_ES" w:bidi="es_ES"/>
+        </w:rPr>
+        <w:t>3:8</w:t>
+      </w:r>
       <w:r>
         <w:rPr>
           <w:lang w:val="es_ES" w:bidi="es_ES"/>
         </w:rPr>
         <w:t>). Sin embargo, el juicio no sería el final: el día del juicio llegaría para que un día de salvación pudiera seguirle (</w:t>
       </w:r>
-      <w:hyperlink r:id="rId30">
-        <w:r>
-          <w:rPr>
-            <w:lang w:val="es_ES" w:bidi="es_ES"/>
-          </w:rPr>
-          <w:rPr>
-            <w:color w:val="0000EE"/>
-            <w:u w:val="single"/>
-          </w:rPr>
-          <w:t>3:9–20</w:t>
-        </w:r>
-      </w:hyperlink>
+      <w:r>
+        <w:rPr>
+          <w:lang w:val="es_ES" w:bidi="es_ES"/>
+        </w:rPr>
+        <w:t>3:9–20</w:t>
+      </w:r>
       <w:r>
         <w:rPr>
           <w:lang w:val="es_ES" w:bidi="es_ES"/>
         </w:rPr>
         <w:t>). Dios promete restauración y bendición para un remanente de Israel y para todas las personas (</w:t>
       </w:r>
-      <w:hyperlink r:id="rId31">
-        <w:r>
-          <w:rPr>
-            <w:lang w:val="es_ES" w:bidi="es_ES"/>
-          </w:rPr>
-          <w:rPr>
-            <w:color w:val="0000EE"/>
-            <w:u w:val="single"/>
-          </w:rPr>
-          <w:t>3:9</w:t>
-        </w:r>
-      </w:hyperlink>
+      <w:r>
+        <w:rPr>
+          <w:lang w:val="es_ES" w:bidi="es_ES"/>
+        </w:rPr>
+        <w:t>3:9</w:t>
+      </w:r>
       <w:r>
         <w:rPr>
           <w:lang w:val="es_ES" w:bidi="es_ES"/>
@@ -740,72 +620,48 @@
         </w:rPr>
         <w:t>Sofonías describe el plan futuro de Dios para eliminar a todas las personas orgullosas y arrogantes de la tierra; solo aquellos que “confían en el nombre del Señor” permanecerán (</w:t>
       </w:r>
-      <w:hyperlink r:id="rId32">
-        <w:r>
-          <w:rPr>
-            <w:lang w:val="es_ES" w:bidi="es_ES"/>
-          </w:rPr>
-          <w:rPr>
-            <w:color w:val="0000EE"/>
-            <w:u w:val="single"/>
-          </w:rPr>
-          <w:t>3:12</w:t>
-        </w:r>
-      </w:hyperlink>
+      <w:r>
+        <w:rPr>
+          <w:lang w:val="es_ES" w:bidi="es_ES"/>
+        </w:rPr>
+        <w:t>3:12</w:t>
+      </w:r>
       <w:r>
         <w:rPr>
           <w:lang w:val="es_ES" w:bidi="es_ES"/>
         </w:rPr>
         <w:t>). Dios reunirá a su pueblo disperso y los restaurará en su tierra, donde vivirán en justicia y seguridad, adorando al Señor (</w:t>
       </w:r>
-      <w:hyperlink r:id="rId33">
-        <w:r>
-          <w:rPr>
-            <w:lang w:val="es_ES" w:bidi="es_ES"/>
-          </w:rPr>
-          <w:rPr>
-            <w:color w:val="0000EE"/>
-            <w:u w:val="single"/>
-          </w:rPr>
-          <w:t>3:9–12</w:t>
-        </w:r>
-      </w:hyperlink>
+      <w:r>
+        <w:rPr>
+          <w:lang w:val="es_ES" w:bidi="es_ES"/>
+        </w:rPr>
+        <w:t>3:9–12</w:t>
+      </w:r>
       <w:r>
         <w:rPr>
           <w:lang w:val="es_ES" w:bidi="es_ES"/>
         </w:rPr>
         <w:t>). El “remanente de Israel” disfrutará del derramamiento de las bendiciones de Dios y se regocijará en él para siempre (</w:t>
       </w:r>
-      <w:hyperlink r:id="rId34">
-        <w:r>
-          <w:rPr>
-            <w:lang w:val="es_ES" w:bidi="es_ES"/>
-          </w:rPr>
-          <w:rPr>
-            <w:color w:val="0000EE"/>
-            <w:u w:val="single"/>
-          </w:rPr>
-          <w:t>3:13–19</w:t>
-        </w:r>
-      </w:hyperlink>
+      <w:r>
+        <w:rPr>
+          <w:lang w:val="es_ES" w:bidi="es_ES"/>
+        </w:rPr>
+        <w:t>3:13–19</w:t>
+      </w:r>
       <w:r>
         <w:rPr>
           <w:lang w:val="es_ES" w:bidi="es_ES"/>
         </w:rPr>
         <w:t xml:space="preserve">). El juicio y la salvación anunciados en Sofonías presagian el acto final de Dios de traer juicio y salvación en el regreso de Jesucristo (ver </w:t>
       </w:r>
-      <w:hyperlink r:id="rId35">
-        <w:r>
-          <w:rPr>
-            <w:lang w:val="es_ES" w:bidi="es_ES"/>
-          </w:rPr>
-          <w:rPr>
-            <w:color w:val="0000EE"/>
-            <w:u w:val="single"/>
-          </w:rPr>
-          <w:t>Ap 19:11–22:5</w:t>
-        </w:r>
-      </w:hyperlink>
+      <w:r>
+        <w:rPr>
+          <w:lang w:val="es_ES" w:bidi="es_ES"/>
+        </w:rPr>
+        <w:t>Ap 19:11–22:5</w:t>
+      </w:r>
       <w:r>
         <w:rPr>
           <w:lang w:val="es_ES" w:bidi="es_ES"/>
@@ -837,36 +693,24 @@
         </w:rPr>
         <w:t xml:space="preserve">Se sabe poco sobre Sofonías más allá de su linaje mencionado en </w:t>
       </w:r>
-      <w:hyperlink r:id="rId36">
-        <w:r>
-          <w:rPr>
-            <w:lang w:val="es_ES" w:bidi="es_ES"/>
-          </w:rPr>
-          <w:rPr>
-            <w:color w:val="0000EE"/>
-            <w:u w:val="single"/>
-          </w:rPr>
-          <w:t>1:1</w:t>
-        </w:r>
-      </w:hyperlink>
+      <w:r>
+        <w:rPr>
+          <w:lang w:val="es_ES" w:bidi="es_ES"/>
+        </w:rPr>
+        <w:t>1:1</w:t>
+      </w:r>
       <w:r>
         <w:rPr>
           <w:lang w:val="es_ES" w:bidi="es_ES"/>
         </w:rPr>
         <w:t xml:space="preserve">, que remonta su ascendencia hasta Ezequías. Los expositores judíos y cristianos tradicionalmente identifican a este Ezequías con el rey del mismo nombre (ver </w:t>
       </w:r>
-      <w:hyperlink r:id="rId37">
-        <w:r>
-          <w:rPr>
-            <w:lang w:val="es_ES" w:bidi="es_ES"/>
-          </w:rPr>
-          <w:rPr>
-            <w:color w:val="0000EE"/>
-            <w:u w:val="single"/>
-          </w:rPr>
-          <w:t>2 Re 18:1–20:20</w:t>
-        </w:r>
-      </w:hyperlink>
+      <w:r>
+        <w:rPr>
+          <w:lang w:val="es_ES" w:bidi="es_ES"/>
+        </w:rPr>
+        <w:t>2 Re 18:1–20:20</w:t>
+      </w:r>
       <w:r>
         <w:rPr>
           <w:lang w:val="es_ES" w:bidi="es_ES"/>
@@ -887,288 +731,192 @@
         </w:rPr>
         <w:t>Sofonías vivía en Jerusalén y conocía bien las condiciones allí (</w:t>
       </w:r>
-      <w:hyperlink r:id="rId38">
-        <w:r>
-          <w:rPr>
-            <w:lang w:val="es_ES" w:bidi="es_ES"/>
-          </w:rPr>
-          <w:rPr>
-            <w:color w:val="0000EE"/>
-            <w:u w:val="single"/>
-          </w:rPr>
-          <w:t>So 1:10–13</w:t>
-        </w:r>
-      </w:hyperlink>
+      <w:r>
+        <w:rPr>
+          <w:lang w:val="es_ES" w:bidi="es_ES"/>
+        </w:rPr>
+        <w:t>So 1:10–13</w:t>
+      </w:r>
       <w:r>
         <w:rPr>
           <w:lang w:val="es_ES" w:bidi="es_ES"/>
         </w:rPr>
         <w:t>). Era un hombre con una aguda sensibilidad espiritual y una percepción moral que denunciaba la apostasía e inmoralidad del pueblo, especialmente de aquellos en posiciones de liderazgo (</w:t>
       </w:r>
-      <w:hyperlink r:id="rId39">
-        <w:r>
-          <w:rPr>
-            <w:lang w:val="es_ES" w:bidi="es_ES"/>
-          </w:rPr>
-          <w:rPr>
-            <w:color w:val="0000EE"/>
-            <w:u w:val="single"/>
-          </w:rPr>
-          <w:t>1:4–6</w:t>
-        </w:r>
-      </w:hyperlink>
+      <w:r>
+        <w:rPr>
+          <w:lang w:val="es_ES" w:bidi="es_ES"/>
+        </w:rPr>
+        <w:t>1:4–6</w:t>
+      </w:r>
       <w:r>
         <w:rPr>
           <w:lang w:val="es_ES" w:bidi="es_ES"/>
         </w:rPr>
         <w:t>,</w:t>
       </w:r>
-      <w:hyperlink r:id="rId40">
-        <w:r>
-          <w:rPr>
-            <w:lang w:val="es_ES" w:bidi="es_ES"/>
-          </w:rPr>
-          <w:rPr>
-            <w:color w:val="0000EE"/>
-            <w:u w:val="single"/>
-          </w:rPr>
-          <w:t>9</w:t>
-        </w:r>
-      </w:hyperlink>
+      <w:r>
+        <w:rPr>
+          <w:lang w:val="es_ES" w:bidi="es_ES"/>
+        </w:rPr>
+        <w:t>9</w:t>
+      </w:r>
       <w:r>
         <w:rPr>
           <w:lang w:val="es_ES" w:bidi="es_ES"/>
         </w:rPr>
         <w:t>,</w:t>
       </w:r>
-      <w:hyperlink r:id="rId41">
-        <w:r>
-          <w:rPr>
-            <w:lang w:val="es_ES" w:bidi="es_ES"/>
-          </w:rPr>
-          <w:rPr>
-            <w:color w:val="0000EE"/>
-            <w:u w:val="single"/>
-          </w:rPr>
-          <w:t>17</w:t>
-        </w:r>
-      </w:hyperlink>
+      <w:r>
+        <w:rPr>
+          <w:lang w:val="es_ES" w:bidi="es_ES"/>
+        </w:rPr>
+        <w:t>17</w:t>
+      </w:r>
       <w:r>
         <w:rPr>
           <w:lang w:val="es_ES" w:bidi="es_ES"/>
         </w:rPr>
         <w:t xml:space="preserve">; </w:t>
       </w:r>
-      <w:hyperlink r:id="rId22">
-        <w:r>
-          <w:rPr>
-            <w:lang w:val="es_ES" w:bidi="es_ES"/>
-          </w:rPr>
-          <w:rPr>
-            <w:color w:val="0000EE"/>
-            <w:u w:val="single"/>
-          </w:rPr>
-          <w:t>3:1–4</w:t>
-        </w:r>
-      </w:hyperlink>
+      <w:r>
+        <w:rPr>
+          <w:lang w:val="es_ES" w:bidi="es_ES"/>
+        </w:rPr>
+        <w:t>3:1–4</w:t>
+      </w:r>
       <w:r>
         <w:rPr>
           <w:lang w:val="es_ES" w:bidi="es_ES"/>
         </w:rPr>
         <w:t>,</w:t>
       </w:r>
-      <w:hyperlink r:id="rId23">
-        <w:r>
-          <w:rPr>
-            <w:lang w:val="es_ES" w:bidi="es_ES"/>
-          </w:rPr>
-          <w:rPr>
-            <w:color w:val="0000EE"/>
-            <w:u w:val="single"/>
-          </w:rPr>
-          <w:t>7</w:t>
-        </w:r>
-      </w:hyperlink>
+      <w:r>
+        <w:rPr>
+          <w:lang w:val="es_ES" w:bidi="es_ES"/>
+        </w:rPr>
+        <w:t>7</w:t>
+      </w:r>
       <w:r>
         <w:rPr>
           <w:lang w:val="es_ES" w:bidi="es_ES"/>
         </w:rPr>
         <w:t>,</w:t>
       </w:r>
-      <w:hyperlink r:id="rId42">
-        <w:r>
-          <w:rPr>
-            <w:lang w:val="es_ES" w:bidi="es_ES"/>
-          </w:rPr>
-          <w:rPr>
-            <w:color w:val="0000EE"/>
-            <w:u w:val="single"/>
-          </w:rPr>
-          <w:t>11</w:t>
-        </w:r>
-      </w:hyperlink>
+      <w:r>
+        <w:rPr>
+          <w:lang w:val="es_ES" w:bidi="es_ES"/>
+        </w:rPr>
+        <w:t>11</w:t>
+      </w:r>
       <w:r>
         <w:rPr>
           <w:lang w:val="es_ES" w:bidi="es_ES"/>
         </w:rPr>
         <w:t>). Criticaba el materialismo y la avaricia que explotaban a los pobres (</w:t>
       </w:r>
-      <w:hyperlink r:id="rId43">
-        <w:r>
-          <w:rPr>
-            <w:lang w:val="es_ES" w:bidi="es_ES"/>
-          </w:rPr>
-          <w:rPr>
-            <w:color w:val="0000EE"/>
-            <w:u w:val="single"/>
-          </w:rPr>
-          <w:t>1:8</w:t>
-        </w:r>
-      </w:hyperlink>
+      <w:r>
+        <w:rPr>
+          <w:lang w:val="es_ES" w:bidi="es_ES"/>
+        </w:rPr>
+        <w:t>1:8</w:t>
+      </w:r>
       <w:r>
         <w:rPr>
           <w:lang w:val="es_ES" w:bidi="es_ES"/>
         </w:rPr>
         <w:t xml:space="preserve">, </w:t>
       </w:r>
-      <w:hyperlink r:id="rId38">
-        <w:r>
-          <w:rPr>
-            <w:lang w:val="es_ES" w:bidi="es_ES"/>
-          </w:rPr>
-          <w:rPr>
-            <w:color w:val="0000EE"/>
-            <w:u w:val="single"/>
-          </w:rPr>
-          <w:t>10–13</w:t>
-        </w:r>
-      </w:hyperlink>
+      <w:r>
+        <w:rPr>
+          <w:lang w:val="es_ES" w:bidi="es_ES"/>
+        </w:rPr>
+        <w:t>10–13</w:t>
+      </w:r>
       <w:r>
         <w:rPr>
           <w:lang w:val="es_ES" w:bidi="es_ES"/>
         </w:rPr>
         <w:t>,</w:t>
       </w:r>
-      <w:hyperlink r:id="rId44">
-        <w:r>
-          <w:rPr>
-            <w:lang w:val="es_ES" w:bidi="es_ES"/>
-          </w:rPr>
-          <w:rPr>
-            <w:color w:val="0000EE"/>
-            <w:u w:val="single"/>
-          </w:rPr>
-          <w:t>18</w:t>
-        </w:r>
-      </w:hyperlink>
+      <w:r>
+        <w:rPr>
+          <w:lang w:val="es_ES" w:bidi="es_ES"/>
+        </w:rPr>
+        <w:t>18</w:t>
+      </w:r>
       <w:r>
         <w:rPr>
           <w:lang w:val="es_ES" w:bidi="es_ES"/>
         </w:rPr>
         <w:t>). Estaba consciente de las condiciones actuales en las naciones circundantes y anunció el juicio de Dios sobre esas naciones por sus pecados (</w:t>
       </w:r>
-      <w:hyperlink r:id="rId27">
-        <w:r>
-          <w:rPr>
-            <w:lang w:val="es_ES" w:bidi="es_ES"/>
-          </w:rPr>
-          <w:rPr>
-            <w:color w:val="0000EE"/>
-            <w:u w:val="single"/>
-          </w:rPr>
-          <w:t>2:4–15</w:t>
-        </w:r>
-      </w:hyperlink>
+      <w:r>
+        <w:rPr>
+          <w:lang w:val="es_ES" w:bidi="es_ES"/>
+        </w:rPr>
+        <w:t>2:4–15</w:t>
+      </w:r>
       <w:r>
         <w:rPr>
           <w:lang w:val="es_ES" w:bidi="es_ES"/>
         </w:rPr>
         <w:t>). Sobre todo, este profeta tenía una profunda preocupación por la reputación del Señor (</w:t>
       </w:r>
-      <w:hyperlink r:id="rId45">
-        <w:r>
-          <w:rPr>
-            <w:lang w:val="es_ES" w:bidi="es_ES"/>
-          </w:rPr>
-          <w:rPr>
-            <w:color w:val="0000EE"/>
-            <w:u w:val="single"/>
-          </w:rPr>
-          <w:t>1:6,</w:t>
-        </w:r>
-      </w:hyperlink>
+      <w:r>
+        <w:rPr>
+          <w:lang w:val="es_ES" w:bidi="es_ES"/>
+        </w:rPr>
+        <w:t>1:6,</w:t>
+      </w:r>
       <w:r>
         <w:rPr>
           <w:lang w:val="es_ES" w:bidi="es_ES"/>
         </w:rPr>
         <w:t xml:space="preserve"> </w:t>
       </w:r>
-      <w:hyperlink r:id="rId23">
-        <w:r>
-          <w:rPr>
-            <w:lang w:val="es_ES" w:bidi="es_ES"/>
-          </w:rPr>
-          <w:rPr>
-            <w:color w:val="0000EE"/>
-            <w:u w:val="single"/>
-          </w:rPr>
-          <w:t>3:7</w:t>
-        </w:r>
-      </w:hyperlink>
+      <w:r>
+        <w:rPr>
+          <w:lang w:val="es_ES" w:bidi="es_ES"/>
+        </w:rPr>
+        <w:t>3:7</w:t>
+      </w:r>
       <w:r>
         <w:rPr>
           <w:lang w:val="es_ES" w:bidi="es_ES"/>
         </w:rPr>
         <w:t>) y por todos los que confían humildemente en Dios (</w:t>
       </w:r>
-      <w:hyperlink r:id="rId46">
-        <w:r>
-          <w:rPr>
-            <w:lang w:val="es_ES" w:bidi="es_ES"/>
-          </w:rPr>
-          <w:rPr>
-            <w:color w:val="0000EE"/>
-            <w:u w:val="single"/>
-          </w:rPr>
-          <w:t>2:3,</w:t>
-        </w:r>
-      </w:hyperlink>
+      <w:r>
+        <w:rPr>
+          <w:lang w:val="es_ES" w:bidi="es_ES"/>
+        </w:rPr>
+        <w:t>2:3,</w:t>
+      </w:r>
       <w:r>
         <w:rPr>
           <w:lang w:val="es_ES" w:bidi="es_ES"/>
         </w:rPr>
         <w:t xml:space="preserve"> </w:t>
       </w:r>
-      <w:hyperlink r:id="rId31">
-        <w:r>
-          <w:rPr>
-            <w:lang w:val="es_ES" w:bidi="es_ES"/>
-          </w:rPr>
-          <w:rPr>
-            <w:color w:val="0000EE"/>
-            <w:u w:val="single"/>
-          </w:rPr>
-          <w:t>3:9</w:t>
-        </w:r>
-      </w:hyperlink>
+      <w:r>
+        <w:rPr>
+          <w:lang w:val="es_ES" w:bidi="es_ES"/>
+        </w:rPr>
+        <w:t>3:9</w:t>
+      </w:r>
       <w:r>
         <w:rPr>
           <w:lang w:val="es_ES" w:bidi="es_ES"/>
         </w:rPr>
         <w:t xml:space="preserve">, </w:t>
       </w:r>
-      <w:hyperlink r:id="rId47">
-        <w:r>
-          <w:rPr>
-            <w:lang w:val="es_ES" w:bidi="es_ES"/>
-          </w:rPr>
-          <w:rPr>
-            <w:color w:val="0000EE"/>
-            <w:u w:val="single"/>
-          </w:rPr>
-          <w:t>12–13</w:t>
-        </w:r>
-      </w:hyperlink>
+      <w:r>
+        <w:rPr>
+          <w:lang w:val="es_ES" w:bidi="es_ES"/>
+        </w:rPr>
+        <w:t>12–13</w:t>
+      </w:r>
       <w:r>
         <w:rPr>
           <w:lang w:val="es_ES" w:bidi="es_ES"/>
@@ -1200,216 +948,144 @@
         </w:rPr>
         <w:t xml:space="preserve">Sofonías registró que su ministerio profético ocurrió durante el reinado de Josías (640–609 a. C.; ver </w:t>
       </w:r>
-      <w:hyperlink r:id="rId36">
-        <w:r>
-          <w:rPr>
-            <w:lang w:val="es_ES" w:bidi="es_ES"/>
-          </w:rPr>
-          <w:rPr>
-            <w:color w:val="0000EE"/>
-            <w:u w:val="single"/>
-          </w:rPr>
-          <w:t>1:1</w:t>
-        </w:r>
-      </w:hyperlink>
+      <w:r>
+        <w:rPr>
+          <w:lang w:val="es_ES" w:bidi="es_ES"/>
+        </w:rPr>
+        <w:t>1:1</w:t>
+      </w:r>
       <w:r>
         <w:rPr>
           <w:lang w:val="es_ES" w:bidi="es_ES"/>
         </w:rPr>
         <w:t>). Varios indicios sugieren que Sofonías profetizó en los primeros años del reinado de Josías, antes del descubrimiento del Libro de la Ley y las reformas que le siguieron. Sofonías informó que las prácticas religiosas en Judá aún estaban llenas de ritos sincréticos cananeos, similares a los que caracterizaron la era de Manasés (</w:t>
       </w:r>
-      <w:hyperlink r:id="rId48">
-        <w:r>
-          <w:rPr>
-            <w:lang w:val="es_ES" w:bidi="es_ES"/>
-          </w:rPr>
-          <w:rPr>
-            <w:color w:val="0000EE"/>
-            <w:u w:val="single"/>
-          </w:rPr>
-          <w:t>1:4–5</w:t>
-        </w:r>
-      </w:hyperlink>
+      <w:r>
+        <w:rPr>
+          <w:lang w:val="es_ES" w:bidi="es_ES"/>
+        </w:rPr>
+        <w:t>1:4–5</w:t>
+      </w:r>
       <w:r>
         <w:rPr>
           <w:lang w:val="es_ES" w:bidi="es_ES"/>
         </w:rPr>
         <w:t>,</w:t>
       </w:r>
-      <w:hyperlink r:id="rId40">
-        <w:r>
-          <w:rPr>
-            <w:lang w:val="es_ES" w:bidi="es_ES"/>
-          </w:rPr>
-          <w:rPr>
-            <w:color w:val="0000EE"/>
-            <w:u w:val="single"/>
-          </w:rPr>
-          <w:t>9</w:t>
-        </w:r>
-      </w:hyperlink>
+      <w:r>
+        <w:rPr>
+          <w:lang w:val="es_ES" w:bidi="es_ES"/>
+        </w:rPr>
+        <w:t>9</w:t>
+      </w:r>
       <w:r>
         <w:rPr>
           <w:lang w:val="es_ES" w:bidi="es_ES"/>
         </w:rPr>
         <w:t>). Muchas personas no adoraban al Señor en absoluto (</w:t>
       </w:r>
-      <w:hyperlink r:id="rId45">
-        <w:r>
-          <w:rPr>
-            <w:lang w:val="es_ES" w:bidi="es_ES"/>
-          </w:rPr>
-          <w:rPr>
-            <w:color w:val="0000EE"/>
-            <w:u w:val="single"/>
-          </w:rPr>
-          <w:t>1:6</w:t>
-        </w:r>
-      </w:hyperlink>
+      <w:r>
+        <w:rPr>
+          <w:lang w:val="es_ES" w:bidi="es_ES"/>
+        </w:rPr>
+        <w:t>1:6</w:t>
+      </w:r>
       <w:r>
         <w:rPr>
           <w:lang w:val="es_ES" w:bidi="es_ES"/>
         </w:rPr>
         <w:t>), los líderes estaban fascinados con usar la ropa de los comerciantes extranjeros (</w:t>
       </w:r>
-      <w:hyperlink r:id="rId43">
-        <w:r>
-          <w:rPr>
-            <w:lang w:val="es_ES" w:bidi="es_ES"/>
-          </w:rPr>
-          <w:rPr>
-            <w:color w:val="0000EE"/>
-            <w:u w:val="single"/>
-          </w:rPr>
-          <w:t>1:8</w:t>
-        </w:r>
-      </w:hyperlink>
+      <w:r>
+        <w:rPr>
+          <w:lang w:val="es_ES" w:bidi="es_ES"/>
+        </w:rPr>
+        <w:t>1:8</w:t>
+      </w:r>
       <w:r>
         <w:rPr>
           <w:lang w:val="es_ES" w:bidi="es_ES"/>
         </w:rPr>
         <w:t>), quienes tenían extensas empresas comerciales en Jerusalén (</w:t>
       </w:r>
-      <w:hyperlink r:id="rId49">
-        <w:r>
-          <w:rPr>
-            <w:lang w:val="es_ES" w:bidi="es_ES"/>
-          </w:rPr>
-          <w:rPr>
-            <w:color w:val="0000EE"/>
-            <w:u w:val="single"/>
-          </w:rPr>
-          <w:t>1:10–11</w:t>
-        </w:r>
-      </w:hyperlink>
+      <w:r>
+        <w:rPr>
+          <w:lang w:val="es_ES" w:bidi="es_ES"/>
+        </w:rPr>
+        <w:t>1:10–11</w:t>
+      </w:r>
       <w:r>
         <w:rPr>
           <w:lang w:val="es_ES" w:bidi="es_ES"/>
         </w:rPr>
         <w:t>), y la sociedad de Judá estaba afectada por problemas socioeconómicos (</w:t>
       </w:r>
-      <w:hyperlink r:id="rId50">
-        <w:r>
-          <w:rPr>
-            <w:lang w:val="es_ES" w:bidi="es_ES"/>
-          </w:rPr>
-          <w:rPr>
-            <w:color w:val="0000EE"/>
-            <w:u w:val="single"/>
-          </w:rPr>
-          <w:t>1:12–13</w:t>
-        </w:r>
-      </w:hyperlink>
+      <w:r>
+        <w:rPr>
+          <w:lang w:val="es_ES" w:bidi="es_ES"/>
+        </w:rPr>
+        <w:t>1:12–13</w:t>
+      </w:r>
       <w:r>
         <w:rPr>
           <w:lang w:val="es_ES" w:bidi="es_ES"/>
         </w:rPr>
         <w:t xml:space="preserve">, </w:t>
       </w:r>
-      <w:hyperlink r:id="rId44">
-        <w:r>
-          <w:rPr>
-            <w:lang w:val="es_ES" w:bidi="es_ES"/>
-          </w:rPr>
-          <w:rPr>
-            <w:color w:val="0000EE"/>
-            <w:u w:val="single"/>
-          </w:rPr>
-          <w:t>18</w:t>
-        </w:r>
-      </w:hyperlink>
+      <w:r>
+        <w:rPr>
+          <w:lang w:val="es_ES" w:bidi="es_ES"/>
+        </w:rPr>
+        <w:t>18</w:t>
+      </w:r>
       <w:r>
         <w:rPr>
           <w:lang w:val="es_ES" w:bidi="es_ES"/>
         </w:rPr>
         <w:t>) y corrupción política y religiosa (</w:t>
       </w:r>
-      <w:hyperlink r:id="rId22">
-        <w:r>
-          <w:rPr>
-            <w:lang w:val="es_ES" w:bidi="es_ES"/>
-          </w:rPr>
-          <w:rPr>
-            <w:color w:val="0000EE"/>
-            <w:u w:val="single"/>
-          </w:rPr>
-          <w:t>3:1–4</w:t>
-        </w:r>
-      </w:hyperlink>
+      <w:r>
+        <w:rPr>
+          <w:lang w:val="es_ES" w:bidi="es_ES"/>
+        </w:rPr>
+        <w:t>3:1–4</w:t>
+      </w:r>
       <w:r>
         <w:rPr>
           <w:lang w:val="es_ES" w:bidi="es_ES"/>
         </w:rPr>
         <w:t>,</w:t>
       </w:r>
-      <w:hyperlink r:id="rId23">
-        <w:r>
-          <w:rPr>
-            <w:lang w:val="es_ES" w:bidi="es_ES"/>
-          </w:rPr>
-          <w:rPr>
-            <w:color w:val="0000EE"/>
-            <w:u w:val="single"/>
-          </w:rPr>
-          <w:t>7</w:t>
-        </w:r>
-      </w:hyperlink>
+      <w:r>
+        <w:rPr>
+          <w:lang w:val="es_ES" w:bidi="es_ES"/>
+        </w:rPr>
+        <w:t>7</w:t>
+      </w:r>
       <w:r>
         <w:rPr>
           <w:lang w:val="es_ES" w:bidi="es_ES"/>
         </w:rPr>
         <w:t>,</w:t>
       </w:r>
-      <w:hyperlink r:id="rId42">
-        <w:r>
-          <w:rPr>
-            <w:lang w:val="es_ES" w:bidi="es_ES"/>
-          </w:rPr>
-          <w:rPr>
-            <w:color w:val="0000EE"/>
-            <w:u w:val="single"/>
-          </w:rPr>
-          <w:t>11</w:t>
-        </w:r>
-      </w:hyperlink>
+      <w:r>
+        <w:rPr>
+          <w:lang w:val="es_ES" w:bidi="es_ES"/>
+        </w:rPr>
+        <w:t>11</w:t>
+      </w:r>
       <w:r>
         <w:rPr>
           <w:lang w:val="es_ES" w:bidi="es_ES"/>
         </w:rPr>
         <w:t xml:space="preserve">). Las reformas de Josías corrigieron gran parte de esto (alrededor de 622 a. C.; </w:t>
       </w:r>
-      <w:hyperlink r:id="rId51">
-        <w:r>
-          <w:rPr>
-            <w:lang w:val="es_ES" w:bidi="es_ES"/>
-          </w:rPr>
-          <w:rPr>
-            <w:color w:val="0000EE"/>
-            <w:u w:val="single"/>
-          </w:rPr>
-          <w:t>2 Re 23:4–14</w:t>
-        </w:r>
-      </w:hyperlink>
+      <w:r>
+        <w:rPr>
+          <w:lang w:val="es_ES" w:bidi="es_ES"/>
+        </w:rPr>
+        <w:t>2 Re 23:4–14</w:t>
+      </w:r>
       <w:r>
         <w:rPr>
           <w:lang w:val="es_ES" w:bidi="es_ES"/>
@@ -1441,180 +1117,120 @@
         </w:rPr>
         <w:t>Al igual que sus contemporáneos Nahúm y Habacuc, Sofonías presenta a Dios como el soberano Señor de la historia de la tierra. Dios, el juez de todos (</w:t>
       </w:r>
-      <w:hyperlink r:id="rId24">
-        <w:r>
-          <w:rPr>
-            <w:lang w:val="es_ES" w:bidi="es_ES"/>
-          </w:rPr>
-          <w:rPr>
-            <w:color w:val="0000EE"/>
-            <w:u w:val="single"/>
-          </w:rPr>
-          <w:t>So 1:2–3</w:t>
-        </w:r>
-      </w:hyperlink>
+      <w:r>
+        <w:rPr>
+          <w:lang w:val="es_ES" w:bidi="es_ES"/>
+        </w:rPr>
+        <w:t>So 1:2–3</w:t>
+      </w:r>
       <w:r>
         <w:rPr>
           <w:lang w:val="es_ES" w:bidi="es_ES"/>
         </w:rPr>
         <w:t>,</w:t>
       </w:r>
-      <w:hyperlink r:id="rId52">
-        <w:r>
-          <w:rPr>
-            <w:lang w:val="es_ES" w:bidi="es_ES"/>
-          </w:rPr>
-          <w:rPr>
-            <w:color w:val="0000EE"/>
-            <w:u w:val="single"/>
-          </w:rPr>
-          <w:t>7;</w:t>
-        </w:r>
-      </w:hyperlink>
+      <w:r>
+        <w:rPr>
+          <w:lang w:val="es_ES" w:bidi="es_ES"/>
+        </w:rPr>
+        <w:t>7;</w:t>
+      </w:r>
       <w:r>
         <w:rPr>
           <w:lang w:val="es_ES" w:bidi="es_ES"/>
         </w:rPr>
         <w:t xml:space="preserve"> </w:t>
       </w:r>
-      <w:hyperlink r:id="rId25">
-        <w:r>
-          <w:rPr>
-            <w:lang w:val="es_ES" w:bidi="es_ES"/>
-          </w:rPr>
-          <w:rPr>
-            <w:color w:val="0000EE"/>
-            <w:u w:val="single"/>
-          </w:rPr>
-          <w:t>14–18</w:t>
-        </w:r>
-      </w:hyperlink>
+      <w:r>
+        <w:rPr>
+          <w:lang w:val="es_ES" w:bidi="es_ES"/>
+        </w:rPr>
+        <w:t>14–18</w:t>
+      </w:r>
       <w:r>
         <w:rPr>
           <w:lang w:val="es_ES" w:bidi="es_ES"/>
         </w:rPr>
         <w:t xml:space="preserve">; </w:t>
       </w:r>
-      <w:hyperlink r:id="rId29">
-        <w:r>
-          <w:rPr>
-            <w:lang w:val="es_ES" w:bidi="es_ES"/>
-          </w:rPr>
-          <w:rPr>
-            <w:color w:val="0000EE"/>
-            <w:u w:val="single"/>
-          </w:rPr>
-          <w:t>3:8</w:t>
-        </w:r>
-      </w:hyperlink>
+      <w:r>
+        <w:rPr>
+          <w:lang w:val="es_ES" w:bidi="es_ES"/>
+        </w:rPr>
+        <w:t>3:8</w:t>
+      </w:r>
       <w:r>
         <w:rPr>
           <w:lang w:val="es_ES" w:bidi="es_ES"/>
         </w:rPr>
         <w:t>), castiga la maldad de las personas (</w:t>
       </w:r>
-      <w:hyperlink r:id="rId53">
-        <w:r>
-          <w:rPr>
-            <w:lang w:val="es_ES" w:bidi="es_ES"/>
-          </w:rPr>
-          <w:rPr>
-            <w:color w:val="0000EE"/>
-            <w:u w:val="single"/>
-          </w:rPr>
-          <w:t>1:8–9</w:t>
-        </w:r>
-      </w:hyperlink>
+      <w:r>
+        <w:rPr>
+          <w:lang w:val="es_ES" w:bidi="es_ES"/>
+        </w:rPr>
+        <w:t>1:8–9</w:t>
+      </w:r>
       <w:r>
         <w:rPr>
           <w:lang w:val="es_ES" w:bidi="es_ES"/>
         </w:rPr>
         <w:t>,</w:t>
       </w:r>
-      <w:hyperlink r:id="rId41">
-        <w:r>
-          <w:rPr>
-            <w:lang w:val="es_ES" w:bidi="es_ES"/>
-          </w:rPr>
-          <w:rPr>
-            <w:color w:val="0000EE"/>
-            <w:u w:val="single"/>
-          </w:rPr>
-          <w:t>17</w:t>
-        </w:r>
-      </w:hyperlink>
+      <w:r>
+        <w:rPr>
+          <w:lang w:val="es_ES" w:bidi="es_ES"/>
+        </w:rPr>
+        <w:t>17</w:t>
+      </w:r>
       <w:r>
         <w:rPr>
           <w:lang w:val="es_ES" w:bidi="es_ES"/>
         </w:rPr>
         <w:t xml:space="preserve">; </w:t>
       </w:r>
-      <w:hyperlink r:id="rId23">
-        <w:r>
-          <w:rPr>
-            <w:lang w:val="es_ES" w:bidi="es_ES"/>
-          </w:rPr>
-          <w:rPr>
-            <w:color w:val="0000EE"/>
-            <w:u w:val="single"/>
-          </w:rPr>
-          <w:t>3:7</w:t>
-        </w:r>
-      </w:hyperlink>
+      <w:r>
+        <w:rPr>
+          <w:lang w:val="es_ES" w:bidi="es_ES"/>
+        </w:rPr>
+        <w:t>3:7</w:t>
+      </w:r>
       <w:r>
         <w:rPr>
           <w:lang w:val="es_ES" w:bidi="es_ES"/>
         </w:rPr>
         <w:t>,</w:t>
       </w:r>
-      <w:hyperlink r:id="rId42">
-        <w:r>
-          <w:rPr>
-            <w:lang w:val="es_ES" w:bidi="es_ES"/>
-          </w:rPr>
-          <w:rPr>
-            <w:color w:val="0000EE"/>
-            <w:u w:val="single"/>
-          </w:rPr>
-          <w:t>11</w:t>
-        </w:r>
-      </w:hyperlink>
+      <w:r>
+        <w:rPr>
+          <w:lang w:val="es_ES" w:bidi="es_ES"/>
+        </w:rPr>
+        <w:t>11</w:t>
+      </w:r>
       <w:r>
         <w:rPr>
           <w:lang w:val="es_ES" w:bidi="es_ES"/>
         </w:rPr>
         <w:t>) y de las naciones (</w:t>
       </w:r>
-      <w:hyperlink r:id="rId27">
-        <w:r>
-          <w:rPr>
-            <w:lang w:val="es_ES" w:bidi="es_ES"/>
-          </w:rPr>
-          <w:rPr>
-            <w:color w:val="0000EE"/>
-            <w:u w:val="single"/>
-          </w:rPr>
-          <w:t>2:4–15,</w:t>
-        </w:r>
-      </w:hyperlink>
+      <w:r>
+        <w:rPr>
+          <w:lang w:val="es_ES" w:bidi="es_ES"/>
+        </w:rPr>
+        <w:t>2:4–15,</w:t>
+      </w:r>
       <w:r>
         <w:rPr>
           <w:lang w:val="es_ES" w:bidi="es_ES"/>
         </w:rPr>
         <w:t xml:space="preserve"> </w:t>
       </w:r>
-      <w:hyperlink r:id="rId54">
-        <w:r>
-          <w:rPr>
-            <w:lang w:val="es_ES" w:bidi="es_ES"/>
-          </w:rPr>
-          <w:rPr>
-            <w:color w:val="0000EE"/>
-            <w:u w:val="single"/>
-          </w:rPr>
-          <w:t>3:6</w:t>
-        </w:r>
-      </w:hyperlink>
+      <w:r>
+        <w:rPr>
+          <w:lang w:val="es_ES" w:bidi="es_ES"/>
+        </w:rPr>
+        <w:t>3:6</w:t>
+      </w:r>
       <w:r>
         <w:rPr>
           <w:lang w:val="es_ES" w:bidi="es_ES"/>
@@ -1634,54 +1250,36 @@
         </w:rPr>
         <w:t>Señor) incluirá a todas las naciones (</w:t>
       </w:r>
-      <w:hyperlink r:id="rId55">
-        <w:r>
-          <w:rPr>
-            <w:lang w:val="es_ES" w:bidi="es_ES"/>
-          </w:rPr>
-          <w:rPr>
-            <w:color w:val="0000EE"/>
-            <w:u w:val="single"/>
-          </w:rPr>
-          <w:t>1:2–4,</w:t>
-        </w:r>
-      </w:hyperlink>
+      <w:r>
+        <w:rPr>
+          <w:lang w:val="es_ES" w:bidi="es_ES"/>
+        </w:rPr>
+        <w:t>1:2–4,</w:t>
+      </w:r>
       <w:r>
         <w:rPr>
           <w:lang w:val="es_ES" w:bidi="es_ES"/>
         </w:rPr>
         <w:t xml:space="preserve"> </w:t>
       </w:r>
-      <w:hyperlink r:id="rId27">
-        <w:r>
-          <w:rPr>
-            <w:lang w:val="es_ES" w:bidi="es_ES"/>
-          </w:rPr>
-          <w:rPr>
-            <w:color w:val="0000EE"/>
-            <w:u w:val="single"/>
-          </w:rPr>
-          <w:t>2:4–15,</w:t>
-        </w:r>
-      </w:hyperlink>
+      <w:r>
+        <w:rPr>
+          <w:lang w:val="es_ES" w:bidi="es_ES"/>
+        </w:rPr>
+        <w:t>2:4–15,</w:t>
+      </w:r>
       <w:r>
         <w:rPr>
           <w:lang w:val="es_ES" w:bidi="es_ES"/>
         </w:rPr>
         <w:t xml:space="preserve"> </w:t>
       </w:r>
-      <w:hyperlink r:id="rId29">
-        <w:r>
-          <w:rPr>
-            <w:lang w:val="es_ES" w:bidi="es_ES"/>
-          </w:rPr>
-          <w:rPr>
-            <w:color w:val="0000EE"/>
-            <w:u w:val="single"/>
-          </w:rPr>
-          <w:t>3:8</w:t>
-        </w:r>
-      </w:hyperlink>
+      <w:r>
+        <w:rPr>
+          <w:lang w:val="es_ES" w:bidi="es_ES"/>
+        </w:rPr>
+        <w:t>3:8</w:t>
+      </w:r>
       <w:r>
         <w:rPr>
           <w:lang w:val="es_ES" w:bidi="es_ES"/>
@@ -1702,360 +1300,240 @@
         </w:rPr>
         <w:t>Sofonías se centra en el problema fundamental del orgullo humano (</w:t>
       </w:r>
-      <w:hyperlink r:id="rId56">
-        <w:r>
-          <w:rPr>
-            <w:lang w:val="es_ES" w:bidi="es_ES"/>
-          </w:rPr>
-          <w:rPr>
-            <w:color w:val="0000EE"/>
-            <w:u w:val="single"/>
-          </w:rPr>
-          <w:t>2:15</w:t>
-        </w:r>
-      </w:hyperlink>
+      <w:r>
+        <w:rPr>
+          <w:lang w:val="es_ES" w:bidi="es_ES"/>
+        </w:rPr>
+        <w:t>2:15</w:t>
+      </w:r>
       <w:r>
         <w:rPr>
           <w:lang w:val="es_ES" w:bidi="es_ES"/>
         </w:rPr>
         <w:t>), que genera un espíritu de maldad interior (</w:t>
       </w:r>
-      <w:hyperlink r:id="rId57">
-        <w:r>
-          <w:rPr>
-            <w:lang w:val="es_ES" w:bidi="es_ES"/>
-          </w:rPr>
-          <w:rPr>
-            <w:color w:val="0000EE"/>
-            <w:u w:val="single"/>
-          </w:rPr>
-          <w:t>1:3–6</w:t>
-        </w:r>
-      </w:hyperlink>
+      <w:r>
+        <w:rPr>
+          <w:lang w:val="es_ES" w:bidi="es_ES"/>
+        </w:rPr>
+        <w:t>1:3–6</w:t>
+      </w:r>
       <w:r>
         <w:rPr>
           <w:lang w:val="es_ES" w:bidi="es_ES"/>
         </w:rPr>
         <w:t>,</w:t>
       </w:r>
-      <w:hyperlink r:id="rId41">
-        <w:r>
-          <w:rPr>
-            <w:lang w:val="es_ES" w:bidi="es_ES"/>
-          </w:rPr>
-          <w:rPr>
-            <w:color w:val="0000EE"/>
-            <w:u w:val="single"/>
-          </w:rPr>
-          <w:t>17</w:t>
-        </w:r>
-      </w:hyperlink>
+      <w:r>
+        <w:rPr>
+          <w:lang w:val="es_ES" w:bidi="es_ES"/>
+        </w:rPr>
+        <w:t>17</w:t>
+      </w:r>
       <w:r>
         <w:rPr>
           <w:lang w:val="es_ES" w:bidi="es_ES"/>
         </w:rPr>
         <w:t xml:space="preserve">; </w:t>
       </w:r>
-      <w:hyperlink r:id="rId58">
-        <w:r>
-          <w:rPr>
-            <w:lang w:val="es_ES" w:bidi="es_ES"/>
-          </w:rPr>
-          <w:rPr>
-            <w:color w:val="0000EE"/>
-            <w:u w:val="single"/>
-          </w:rPr>
-          <w:t>3:1</w:t>
-        </w:r>
-      </w:hyperlink>
+      <w:r>
+        <w:rPr>
+          <w:lang w:val="es_ES" w:bidi="es_ES"/>
+        </w:rPr>
+        <w:t>3:1</w:t>
+      </w:r>
       <w:r>
         <w:rPr>
           <w:lang w:val="es_ES" w:bidi="es_ES"/>
         </w:rPr>
         <w:t>,</w:t>
       </w:r>
-      <w:hyperlink r:id="rId59">
-        <w:r>
-          <w:rPr>
-            <w:lang w:val="es_ES" w:bidi="es_ES"/>
-          </w:rPr>
-          <w:rPr>
-            <w:color w:val="0000EE"/>
-            <w:u w:val="single"/>
-          </w:rPr>
-          <w:t>4</w:t>
-        </w:r>
-      </w:hyperlink>
+      <w:r>
+        <w:rPr>
+          <w:lang w:val="es_ES" w:bidi="es_ES"/>
+        </w:rPr>
+        <w:t>4</w:t>
+      </w:r>
       <w:r>
         <w:rPr>
           <w:lang w:val="es_ES" w:bidi="es_ES"/>
         </w:rPr>
         <w:t>) y lleva a las personas a pensar que Dios no intervendrá en los asuntos humanos (</w:t>
       </w:r>
-      <w:hyperlink r:id="rId60">
-        <w:r>
-          <w:rPr>
-            <w:lang w:val="es_ES" w:bidi="es_ES"/>
-          </w:rPr>
-          <w:rPr>
-            <w:color w:val="0000EE"/>
-            <w:u w:val="single"/>
-          </w:rPr>
-          <w:t>1:12</w:t>
-        </w:r>
-      </w:hyperlink>
+      <w:r>
+        <w:rPr>
+          <w:lang w:val="es_ES" w:bidi="es_ES"/>
+        </w:rPr>
+        <w:t>1:12</w:t>
+      </w:r>
       <w:r>
         <w:rPr>
           <w:lang w:val="es_ES" w:bidi="es_ES"/>
         </w:rPr>
         <w:t>). Persisten en su violencia y engaño (</w:t>
       </w:r>
-      <w:hyperlink r:id="rId40">
-        <w:r>
-          <w:rPr>
-            <w:lang w:val="es_ES" w:bidi="es_ES"/>
-          </w:rPr>
-          <w:rPr>
-            <w:color w:val="0000EE"/>
-            <w:u w:val="single"/>
-          </w:rPr>
-          <w:t>1:9</w:t>
-        </w:r>
-      </w:hyperlink>
+      <w:r>
+        <w:rPr>
+          <w:lang w:val="es_ES" w:bidi="es_ES"/>
+        </w:rPr>
+        <w:t>1:9</w:t>
+      </w:r>
       <w:r>
         <w:rPr>
           <w:lang w:val="es_ES" w:bidi="es_ES"/>
         </w:rPr>
         <w:t>), y su avaricia oprime a quienes los rodean (</w:t>
       </w:r>
-      <w:hyperlink r:id="rId49">
-        <w:r>
-          <w:rPr>
-            <w:lang w:val="es_ES" w:bidi="es_ES"/>
-          </w:rPr>
-          <w:rPr>
-            <w:color w:val="0000EE"/>
-            <w:u w:val="single"/>
-          </w:rPr>
-          <w:t>1:10–11</w:t>
-        </w:r>
-      </w:hyperlink>
+      <w:r>
+        <w:rPr>
+          <w:lang w:val="es_ES" w:bidi="es_ES"/>
+        </w:rPr>
+        <w:t>1:10–11</w:t>
+      </w:r>
       <w:r>
         <w:rPr>
           <w:lang w:val="es_ES" w:bidi="es_ES"/>
         </w:rPr>
         <w:t>,</w:t>
       </w:r>
-      <w:hyperlink r:id="rId61">
-        <w:r>
-          <w:rPr>
-            <w:lang w:val="es_ES" w:bidi="es_ES"/>
-          </w:rPr>
-          <w:rPr>
-            <w:color w:val="0000EE"/>
-            <w:u w:val="single"/>
-          </w:rPr>
-          <w:t>13</w:t>
-        </w:r>
-      </w:hyperlink>
+      <w:r>
+        <w:rPr>
+          <w:lang w:val="es_ES" w:bidi="es_ES"/>
+        </w:rPr>
+        <w:t>13</w:t>
+      </w:r>
       <w:r>
         <w:rPr>
           <w:lang w:val="es_ES" w:bidi="es_ES"/>
         </w:rPr>
         <w:t>,</w:t>
       </w:r>
-      <w:hyperlink r:id="rId44">
-        <w:r>
-          <w:rPr>
-            <w:lang w:val="es_ES" w:bidi="es_ES"/>
-          </w:rPr>
-          <w:rPr>
-            <w:color w:val="0000EE"/>
-            <w:u w:val="single"/>
-          </w:rPr>
-          <w:t>18</w:t>
-        </w:r>
-      </w:hyperlink>
+      <w:r>
+        <w:rPr>
+          <w:lang w:val="es_ES" w:bidi="es_ES"/>
+        </w:rPr>
+        <w:t>18</w:t>
+      </w:r>
       <w:r>
         <w:rPr>
           <w:lang w:val="es_ES" w:bidi="es_ES"/>
         </w:rPr>
         <w:t xml:space="preserve">; </w:t>
       </w:r>
-      <w:hyperlink r:id="rId62">
-        <w:r>
-          <w:rPr>
-            <w:lang w:val="es_ES" w:bidi="es_ES"/>
-          </w:rPr>
-          <w:rPr>
-            <w:color w:val="0000EE"/>
-            <w:u w:val="single"/>
-          </w:rPr>
-          <w:t>3:3</w:t>
-        </w:r>
-      </w:hyperlink>
+      <w:r>
+        <w:rPr>
+          <w:lang w:val="es_ES" w:bidi="es_ES"/>
+        </w:rPr>
+        <w:t>3:3</w:t>
+      </w:r>
       <w:r>
         <w:rPr>
           <w:lang w:val="es_ES" w:bidi="es_ES"/>
         </w:rPr>
         <w:t>). Dios puede revocar el castigo que los pecadores merecen si se arrepienten sinceramente (</w:t>
       </w:r>
-      <w:hyperlink r:id="rId26">
-        <w:r>
-          <w:rPr>
-            <w:lang w:val="es_ES" w:bidi="es_ES"/>
-          </w:rPr>
-          <w:rPr>
-            <w:color w:val="0000EE"/>
-            <w:u w:val="single"/>
-          </w:rPr>
-          <w:t>2:1–3</w:t>
-        </w:r>
-      </w:hyperlink>
+      <w:r>
+        <w:rPr>
+          <w:lang w:val="es_ES" w:bidi="es_ES"/>
+        </w:rPr>
+        <w:t>2:1–3</w:t>
+      </w:r>
       <w:r>
         <w:rPr>
           <w:lang w:val="es_ES" w:bidi="es_ES"/>
         </w:rPr>
         <w:t>), pero son necesarias virtudes espirituales como la justicia, la humildad, la fe y la verdad (</w:t>
       </w:r>
-      <w:hyperlink r:id="rId47">
-        <w:r>
-          <w:rPr>
-            <w:lang w:val="es_ES" w:bidi="es_ES"/>
-          </w:rPr>
-          <w:rPr>
-            <w:color w:val="0000EE"/>
-            <w:u w:val="single"/>
-          </w:rPr>
-          <w:t>3:12–13</w:t>
-        </w:r>
-      </w:hyperlink>
+      <w:r>
+        <w:rPr>
+          <w:lang w:val="es_ES" w:bidi="es_ES"/>
+        </w:rPr>
+        <w:t>3:12–13</w:t>
+      </w:r>
       <w:r>
         <w:rPr>
           <w:lang w:val="es_ES" w:bidi="es_ES"/>
         </w:rPr>
         <w:t>). Dios reunirá y purificará a un remanente humilde y fiel (</w:t>
       </w:r>
-      <w:hyperlink r:id="rId63">
-        <w:r>
-          <w:rPr>
-            <w:lang w:val="es_ES" w:bidi="es_ES"/>
-          </w:rPr>
-          <w:rPr>
-            <w:color w:val="0000EE"/>
-            <w:u w:val="single"/>
-          </w:rPr>
-          <w:t>3:9–10</w:t>
-        </w:r>
-      </w:hyperlink>
+      <w:r>
+        <w:rPr>
+          <w:lang w:val="es_ES" w:bidi="es_ES"/>
+        </w:rPr>
+        <w:t>3:9–10</w:t>
+      </w:r>
       <w:r>
         <w:rPr>
           <w:lang w:val="es_ES" w:bidi="es_ES"/>
         </w:rPr>
         <w:t>), los restaurará en su tierra (</w:t>
       </w:r>
-      <w:hyperlink r:id="rId64">
-        <w:r>
-          <w:rPr>
-            <w:lang w:val="es_ES" w:bidi="es_ES"/>
-          </w:rPr>
-          <w:rPr>
-            <w:color w:val="0000EE"/>
-            <w:u w:val="single"/>
-          </w:rPr>
-          <w:t>3:20</w:t>
-        </w:r>
-      </w:hyperlink>
+      <w:r>
+        <w:rPr>
+          <w:lang w:val="es_ES" w:bidi="es_ES"/>
+        </w:rPr>
+        <w:t>3:20</w:t>
+      </w:r>
       <w:r>
         <w:rPr>
           <w:lang w:val="es_ES" w:bidi="es_ES"/>
         </w:rPr>
         <w:t>) y les dará victoria sobre sus enemigos (</w:t>
       </w:r>
-      <w:hyperlink r:id="rId65">
-        <w:r>
-          <w:rPr>
-            <w:lang w:val="es_ES" w:bidi="es_ES"/>
-          </w:rPr>
-          <w:rPr>
-            <w:color w:val="0000EE"/>
-            <w:u w:val="single"/>
-          </w:rPr>
-          <w:t>2:7</w:t>
-        </w:r>
-      </w:hyperlink>
+      <w:r>
+        <w:rPr>
+          <w:lang w:val="es_ES" w:bidi="es_ES"/>
+        </w:rPr>
+        <w:t>2:7</w:t>
+      </w:r>
       <w:r>
         <w:rPr>
           <w:lang w:val="es_ES" w:bidi="es_ES"/>
         </w:rPr>
         <w:t>,</w:t>
       </w:r>
-      <w:hyperlink r:id="rId66">
-        <w:r>
-          <w:rPr>
-            <w:lang w:val="es_ES" w:bidi="es_ES"/>
-          </w:rPr>
-          <w:rPr>
-            <w:color w:val="0000EE"/>
-            <w:u w:val="single"/>
-          </w:rPr>
-          <w:t>9</w:t>
-        </w:r>
-      </w:hyperlink>
+      <w:r>
+        <w:rPr>
+          <w:lang w:val="es_ES" w:bidi="es_ES"/>
+        </w:rPr>
+        <w:t>9</w:t>
+      </w:r>
       <w:r>
         <w:rPr>
           <w:lang w:val="es_ES" w:bidi="es_ES"/>
         </w:rPr>
         <w:t>). Jerusalén será un lugar feliz (</w:t>
       </w:r>
-      <w:hyperlink r:id="rId42">
-        <w:r>
-          <w:rPr>
-            <w:lang w:val="es_ES" w:bidi="es_ES"/>
-          </w:rPr>
-          <w:rPr>
-            <w:color w:val="0000EE"/>
-            <w:u w:val="single"/>
-          </w:rPr>
-          <w:t>3:11</w:t>
-        </w:r>
-      </w:hyperlink>
+      <w:r>
+        <w:rPr>
+          <w:lang w:val="es_ES" w:bidi="es_ES"/>
+        </w:rPr>
+        <w:t>3:11</w:t>
+      </w:r>
       <w:r>
         <w:rPr>
           <w:lang w:val="es_ES" w:bidi="es_ES"/>
         </w:rPr>
         <w:t>,</w:t>
       </w:r>
-      <w:hyperlink r:id="rId67">
-        <w:r>
-          <w:rPr>
-            <w:lang w:val="es_ES" w:bidi="es_ES"/>
-          </w:rPr>
-          <w:rPr>
-            <w:color w:val="0000EE"/>
-            <w:u w:val="single"/>
-          </w:rPr>
-          <w:t>18</w:t>
-        </w:r>
-      </w:hyperlink>
+      <w:r>
+        <w:rPr>
+          <w:lang w:val="es_ES" w:bidi="es_ES"/>
+        </w:rPr>
+        <w:t>18</w:t>
+      </w:r>
       <w:r>
         <w:rPr>
           <w:lang w:val="es_ES" w:bidi="es_ES"/>
         </w:rPr>
         <w:t>) porque Dios salvará y bendecirá a su pueblo (</w:t>
       </w:r>
-      <w:hyperlink r:id="rId68">
-        <w:r>
-          <w:rPr>
-            <w:lang w:val="es_ES" w:bidi="es_ES"/>
-          </w:rPr>
-          <w:rPr>
-            <w:color w:val="0000EE"/>
-            <w:u w:val="single"/>
-          </w:rPr>
-          <w:t>3:14–20</w:t>
-        </w:r>
-      </w:hyperlink>
+      <w:r>
+        <w:rPr>
+          <w:lang w:val="es_ES" w:bidi="es_ES"/>
+        </w:rPr>
+        <w:t>3:14–20</w:t>
+      </w:r>
       <w:r>
         <w:rPr>
           <w:lang w:val="es_ES" w:bidi="es_ES"/>
@@ -2076,144 +1554,96 @@
         </w:rPr>
         <w:t>El mensaje de Sofonías sobre la responsabilidad personal por el pecado se refleja en las enseñanzas del Nuevo Testamento (</w:t>
       </w:r>
-      <w:hyperlink r:id="rId69">
-        <w:r>
-          <w:rPr>
-            <w:lang w:val="es_ES" w:bidi="es_ES"/>
-          </w:rPr>
-          <w:rPr>
-            <w:color w:val="0000EE"/>
-            <w:u w:val="single"/>
-          </w:rPr>
-          <w:t>Ro 2:5–6,</w:t>
-        </w:r>
-      </w:hyperlink>
+      <w:r>
+        <w:rPr>
+          <w:lang w:val="es_ES" w:bidi="es_ES"/>
+        </w:rPr>
+        <w:t>Ro 2:5–6,</w:t>
+      </w:r>
       <w:r>
         <w:rPr>
           <w:lang w:val="es_ES" w:bidi="es_ES"/>
         </w:rPr>
         <w:t xml:space="preserve"> </w:t>
       </w:r>
-      <w:hyperlink r:id="rId70">
-        <w:r>
-          <w:rPr>
-            <w:lang w:val="es_ES" w:bidi="es_ES"/>
-          </w:rPr>
-          <w:rPr>
-            <w:color w:val="0000EE"/>
-            <w:u w:val="single"/>
-          </w:rPr>
-          <w:t>2 Co 5:10,</w:t>
-        </w:r>
-      </w:hyperlink>
+      <w:r>
+        <w:rPr>
+          <w:lang w:val="es_ES" w:bidi="es_ES"/>
+        </w:rPr>
+        <w:t>2 Co 5:10,</w:t>
+      </w:r>
       <w:r>
         <w:rPr>
           <w:lang w:val="es_ES" w:bidi="es_ES"/>
         </w:rPr>
         <w:t xml:space="preserve"> </w:t>
       </w:r>
-      <w:hyperlink r:id="rId71">
-        <w:r>
-          <w:rPr>
-            <w:lang w:val="es_ES" w:bidi="es_ES"/>
-          </w:rPr>
-          <w:rPr>
-            <w:color w:val="0000EE"/>
-            <w:u w:val="single"/>
-          </w:rPr>
-          <w:t>Ap 6:17,</w:t>
-        </w:r>
-      </w:hyperlink>
+      <w:r>
+        <w:rPr>
+          <w:lang w:val="es_ES" w:bidi="es_ES"/>
+        </w:rPr>
+        <w:t>Ap 6:17,</w:t>
+      </w:r>
       <w:r>
         <w:rPr>
           <w:lang w:val="es_ES" w:bidi="es_ES"/>
         </w:rPr>
         <w:t xml:space="preserve"> </w:t>
       </w:r>
-      <w:hyperlink r:id="rId72">
-        <w:r>
-          <w:rPr>
-            <w:lang w:val="es_ES" w:bidi="es_ES"/>
-          </w:rPr>
-          <w:rPr>
-            <w:color w:val="0000EE"/>
-            <w:u w:val="single"/>
-          </w:rPr>
-          <w:t>19:11–21</w:t>
-        </w:r>
-      </w:hyperlink>
+      <w:r>
+        <w:rPr>
+          <w:lang w:val="es_ES" w:bidi="es_ES"/>
+        </w:rPr>
+        <w:t>19:11–21</w:t>
+      </w:r>
       <w:r>
         <w:rPr>
           <w:lang w:val="es_ES" w:bidi="es_ES"/>
         </w:rPr>
         <w:t>). Sigue siendo cierto que la abundante gracia de Dios está disponible para aquellos de corazón humilde (</w:t>
       </w:r>
-      <w:hyperlink r:id="rId73">
-        <w:r>
-          <w:rPr>
-            <w:lang w:val="es_ES" w:bidi="es_ES"/>
-          </w:rPr>
-          <w:rPr>
-            <w:color w:val="0000EE"/>
-            <w:u w:val="single"/>
-          </w:rPr>
-          <w:t>1 Pe 5:5–6</w:t>
-        </w:r>
-      </w:hyperlink>
+      <w:r>
+        <w:rPr>
+          <w:lang w:val="es_ES" w:bidi="es_ES"/>
+        </w:rPr>
+        <w:t>1 Pe 5:5–6</w:t>
+      </w:r>
       <w:r>
         <w:rPr>
           <w:lang w:val="es_ES" w:bidi="es_ES"/>
         </w:rPr>
         <w:t>) para que puedan encontrar el perdón del pecado (</w:t>
       </w:r>
-      <w:hyperlink r:id="rId74">
-        <w:r>
-          <w:rPr>
-            <w:lang w:val="es_ES" w:bidi="es_ES"/>
-          </w:rPr>
-          <w:rPr>
-            <w:color w:val="0000EE"/>
-            <w:u w:val="single"/>
-          </w:rPr>
-          <w:t>Ef 1:7</w:t>
-        </w:r>
-      </w:hyperlink>
+      <w:r>
+        <w:rPr>
+          <w:lang w:val="es_ES" w:bidi="es_ES"/>
+        </w:rPr>
+        <w:t>Ef 1:7</w:t>
+      </w:r>
       <w:r>
         <w:rPr>
           <w:lang w:val="es_ES" w:bidi="es_ES"/>
         </w:rPr>
         <w:t>) y la segura esperanza de una vida duradera y bienaventurada (</w:t>
       </w:r>
-      <w:hyperlink r:id="rId75">
-        <w:r>
-          <w:rPr>
-            <w:lang w:val="es_ES" w:bidi="es_ES"/>
-          </w:rPr>
-          <w:rPr>
-            <w:color w:val="0000EE"/>
-            <w:u w:val="single"/>
-          </w:rPr>
-          <w:t>Tito 3:4–7,</w:t>
-        </w:r>
-      </w:hyperlink>
+      <w:r>
+        <w:rPr>
+          <w:lang w:val="es_ES" w:bidi="es_ES"/>
+        </w:rPr>
+        <w:t>Tito 3:4–7,</w:t>
+      </w:r>
       <w:r>
         <w:rPr>
           <w:lang w:val="es_ES" w:bidi="es_ES"/>
         </w:rPr>
         <w:t xml:space="preserve"> </w:t>
       </w:r>
-      <w:hyperlink r:id="rId76">
-        <w:r>
-          <w:rPr>
-            <w:lang w:val="es_ES" w:bidi="es_ES"/>
-          </w:rPr>
-          <w:rPr>
-            <w:color w:val="0000EE"/>
-            <w:u w:val="single"/>
-          </w:rPr>
-          <w:t>Ap 21:1–22:5</w:t>
-        </w:r>
-      </w:hyperlink>
+      <w:r>
+        <w:rPr>
+          <w:lang w:val="es_ES" w:bidi="es_ES"/>
+        </w:rPr>
+        <w:t>Ap 21:1–22:5</w:t>
+      </w:r>
       <w:r>
         <w:rPr>
           <w:lang w:val="es_ES" w:bidi="es_ES"/>
